--- a/Tai_lieu_SRS/03_Website_Quan_tri/03_Cong_tac_boi_thuong/Bieu_mau/Mau_32_BTNN_Template.docx
+++ b/Tai_lieu_SRS/03_Website_Quan_tri/03_Cong_tac_boi_thuong/Bieu_mau/Mau_32_BTNN_Template.docx
@@ -186,7 +186,7 @@
           <w:sz w:val="28"/>
           <w:szCs w:val="28"/>
         </w:rPr>
-        <w:t xml:space="preserve">Kính gửi: ##TenNguoiNhanTienBoiThuong##</w:t>
+        <w:t xml:space="preserve">Kính gửi: ##TenNguoiYeuCauBoiThuong##</w:t>
       </w:r>
     </w:p>
     <w:p>
@@ -199,7 +199,7 @@
           <w:sz w:val="28"/>
           <w:szCs w:val="28"/>
         </w:rPr>
-        <w:t xml:space="preserve">Địa chỉ: ##DiaChiNguoiNhanTien##</w:t>
+        <w:t xml:space="preserve">Địa chỉ: ##DiaChiNguoiYeuCauBoiThuong##</w:t>
       </w:r>
     </w:p>
     <w:p>
@@ -213,7 +213,7 @@
           <w:sz w:val="28"/>
           <w:szCs w:val="28"/>
         </w:rPr>
-        <w:t xml:space="preserve">Căn cứ theo quy định tại Điều 62 Luật Trách nhiệm bồi thường của Nhà nước năm 2017 số 10/2017/QH14 (được sửa đổi, bổ sung bởi Luật số 15/2026/QH16); Căn cứ Quyết định giải quyết bồi thường số ##SoQDGiaiQuyetBoiThuong## ngày ##NgayQDGiaiQuyet## của ##CoQuanBanHanhQDGQBT##, ##TenCoQuanGiaiQuyetBoiThuong## sẽ chi trả tiền bồi thường cho Ông/Bà như sau:</w:t>
+        <w:t xml:space="preserve">Căn cứ theo quy định tại Điều 62 Luật Trách nhiệm bồi thường của Nhà nước năm 2017 số 10/2017/QH14 (được sửa đổi, bổ sung bởi Luật số 15/2026/QH16); ##CanCuChiTraBoiThuong##, ##TenCoQuanGiaiQuyetBoiThuong## sẽ chi trả tiền bồi thường cho Ông/Bà như sau:</w:t>
       </w:r>
     </w:p>
     <w:p>
@@ -227,7 +227,7 @@
           <w:sz w:val="28"/>
           <w:szCs w:val="28"/>
         </w:rPr>
-        <w:t xml:space="preserve">- Tổng số tiền chi trả: ##TongSoTienChiTra## đồng (Bằng chữ: ##TongSoTienChiTraBangChu##);</w:t>
+        <w:t xml:space="preserve">##NoiDungChiTra##</w:t>
       </w:r>
     </w:p>
     <w:p>
@@ -241,21 +241,7 @@
           <w:sz w:val="28"/>
           <w:szCs w:val="28"/>
         </w:rPr>
-        <w:t xml:space="preserve">- Phương thức và địa điểm / tài khoản nhận tiền: ##ThongTinChiTraTien##;</w:t>
-      </w:r>
-    </w:p>
-    <w:p>
-      <w:pPr>
-        <w:jc w:val="both"/>
-        <w:ind w:firstLine="567"/>
-        <w:spacing w:after="120" w:line="276" w:lineRule="auto"/>
-      </w:pPr>
-      <w:r>
-        <w:rPr>
-          <w:sz w:val="28"/>
-          <w:szCs w:val="28"/>
-        </w:rPr>
-        <w:t xml:space="preserve">Khi đến nhận tiền đề nghị Ông/Bà mang theo: ##GiayToMangTheo##./.</w:t>
+        <w:t xml:space="preserve">Hết thời hạn 3 năm, kể từ ngày nhận được Thông báo này mà Ông/Bà không nhận tiền bồi thường, ##TenCoQuanGiaiQuyetBoiThuong## thực hiện thủ tục trả lại ngân sách nhà nước đối với số tiền bồi thường của Ông/Bà theo quy định tại khoản 3 Điều 62 Luật Trách nhiệm bồi thường của Nhà nước (được sửa đổi, bổ sung bởi Luật số 15/2026/QH16)./.</w:t>
       </w:r>
     </w:p>
     <w:tbl>
@@ -301,16 +287,7 @@
                 <w:sz w:val="22"/>
                 <w:szCs w:val="22"/>
               </w:rPr>
-              <w:t xml:space="preserve">- Như trên;</w:t>
-            </w:r>
-          </w:p>
-          <w:p>
-            <w:r>
-              <w:rPr>
-                <w:sz w:val="22"/>
-                <w:szCs w:val="22"/>
-              </w:rPr>
-              <w:t xml:space="preserve">- Lưu: VT, HSVV.</w:t>
+              <w:t xml:space="preserve">##NoiNhan##</w:t>
             </w:r>
           </w:p>
         </w:tc>
@@ -330,7 +307,7 @@
                 <w:sz w:val="28"/>
                 <w:szCs w:val="28"/>
               </w:rPr>
-              <w:t>##ChucVuNguoiDungDau##</w:t>
+              <w:t>##ChucVuNguoiKy##</w:t>
             </w:r>
           </w:p>
           <w:p>
@@ -343,7 +320,7 @@
                 <w:sz w:val="26"/>
                 <w:szCs w:val="26"/>
               </w:rPr>
-              <w:t>(Ký, ghi rõ họ tên, đóng dấu)</w:t>
+              <w:t>(Ký, ghi rõ họ tên và đóng dấu)</w:t>
             </w:r>
           </w:p>
           <w:p>
